--- a/Manuscript/Manuscript_V14.docx
+++ b/Manuscript/Manuscript_V14.docx
@@ -640,9 +640,14 @@
                         </a:xfrm>
                         <a:custGeom>
                           <a:avLst/>
-                          <a:gdLst/>
+                          <a:gdLst>
+                            <a:gd name="textAreaLeft" fmla="*/ 0 w 3369600"/>
+                            <a:gd name="textAreaRight" fmla="*/ 3369960 w 3369600"/>
+                            <a:gd name="textAreaTop" fmla="*/ 0 h 10800"/>
+                            <a:gd name="textAreaBottom" fmla="*/ 11160 h 10800"/>
+                          </a:gdLst>
                           <a:ahLst/>
-                          <a:rect l="l" t="t" r="r" b="b"/>
+                          <a:rect l="textAreaLeft" t="textAreaTop" r="textAreaRight" b="textAreaBottom"/>
                           <a:pathLst>
                             <a:path w="0" h="0">
                               <a:moveTo>
@@ -4523,15 +4528,7 @@
           <w:rPr>
             <w:rFonts w:cs="Arial" w:ascii="Arial" w:hAnsi="Arial"/>
           </w:rPr>
-          <w:t xml:space="preserve"> </w:t>
-        </w:r>
-      </w:ins>
-      <w:ins w:id="1" w:author="Linh Dang" w:date="2026-08-12T15:53:21Z">
-        <w:r>
-          <w:rPr>
-            <w:rFonts w:cs="Arial" w:ascii="Arial" w:hAnsi="Arial"/>
-          </w:rPr>
-          <w:t>with q-score cutoff threshold at 9</w:t>
+          <w:t xml:space="preserve"> with q-score cutoff threshold at 9</w:t>
         </w:r>
       </w:ins>
       <w:r>
@@ -4624,32 +4621,24 @@
         <w:rPr>
           <w:rFonts w:cs="Arial" w:ascii="Arial" w:hAnsi="Arial"/>
         </w:rPr>
-        <w:t>genome of 13550 bacterial taxa, latest updat</w:t>
+        <w:t>genome of 13550 bacterial taxa, latest upda</w:t>
       </w:r>
       <w:bookmarkEnd w:id="4"/>
       <w:r>
         <w:rPr>
           <w:rFonts w:cs="Arial" w:ascii="Arial" w:hAnsi="Arial"/>
         </w:rPr>
-        <w:t>ed in December 2024.</w:t>
-      </w:r>
-      <w:ins w:id="2" w:author="Linh Dang" w:date="2026-08-12T16:04:33Z">
+        <w:t>ted in December 2024.</w:t>
+      </w:r>
+      <w:ins w:id="1" w:author="Linh Dang" w:date="2026-08-12T16:04:33Z">
         <w:r>
           <w:rPr>
             <w:rFonts w:cs="Arial" w:ascii="Arial" w:hAnsi="Arial"/>
           </w:rPr>
-          <w:t xml:space="preserve"> </w:t>
+          <w:t xml:space="preserve"> Notably, the alignment score and coverage thresholds in MetaPONT were set to 1250 and 70% for tumor samples, and 1000 and 50% for NCT samples, respectively. We used more relaxed cutoff values for NCT samples because they contained a lower amount of bacterial DNA compared with the tumor samples.</w:t>
         </w:r>
       </w:ins>
-      <w:ins w:id="3" w:author="Linh Dang" w:date="2026-08-12T16:04:33Z">
-        <w:r>
-          <w:rPr>
-            <w:rFonts w:cs="Arial" w:ascii="Arial" w:hAnsi="Arial"/>
-          </w:rPr>
-          <w:t>Notably, the alignment score and coverage thresholds in MetaPONT were set to 1250 and 70% for tumor samples, and 1000 and 50% for NCT samples, respectively. We used more relaxed cutoff values for NCT samples because they contained a lower amount of bacterial DNA compared with the tumor samples.</w:t>
-        </w:r>
-      </w:ins>
-      <w:del w:id="4" w:author="Linh Dang" w:date="2026-08-12T15:54:06Z">
+      <w:del w:id="2" w:author="Linh Dang" w:date="2026-08-12T15:54:06Z">
         <w:r>
           <w:rPr>
             <w:rFonts w:cs="Arial" w:ascii="Arial" w:hAnsi="Arial"/>
@@ -5212,12 +5201,38 @@
         </w:rPr>
         <w:t xml:space="preserve">We applied rarefaction </w:t>
       </w:r>
-      <w:ins w:id="5" w:author="Linh Dang" w:date="2026-08-12T16:15:13Z">
+      <w:ins w:id="3" w:author="Linh Dang" w:date="2026-08-12T16:15:13Z">
         <w:r>
           <w:rPr>
             <w:rFonts w:cs="Arial" w:ascii="Arial" w:hAnsi="Arial"/>
           </w:rPr>
           <w:t>with even samples</w:t>
+        </w:r>
+      </w:ins>
+      <w:ins w:id="4" w:author="Linh Dang" w:date="2026-08-12T16:15:13Z">
+        <w:r>
+          <w:rPr>
+            <w:rFonts w:eastAsia="Aptos" w:cs="Arial" w:ascii="Arial" w:hAnsi="Arial"/>
+            <w:kern w:val="0"/>
+            <w:sz w:val="24"/>
+            <w:szCs w:val="24"/>
+            <w:lang w:val="en-US" w:eastAsia="zh-CN"/>
+            <w14:ligatures w14:val="none"/>
+          </w:rPr>
+          <w:t xml:space="preserve">’ library size </w:t>
+        </w:r>
+      </w:ins>
+      <w:ins w:id="5" w:author="Linh Dang" w:date="2026-08-12T16:15:13Z">
+        <w:r>
+          <w:rPr>
+            <w:rFonts w:eastAsia="Aptos" w:cs="Arial" w:ascii="Arial" w:hAnsi="Arial"/>
+            <w:kern w:val="0"/>
+            <w:sz w:val="24"/>
+            <w:szCs w:val="24"/>
+            <w:lang w:val="en-US" w:eastAsia="zh-CN"/>
+            <w14:ligatures w14:val="none"/>
+          </w:rPr>
+          <w:t>(for the rarefaction curve, see details in Fig. S6-8)</w:t>
         </w:r>
       </w:ins>
       <w:ins w:id="6" w:author="Linh Dang" w:date="2026-08-12T16:15:13Z">
@@ -5230,7 +5245,7 @@
             <w:lang w:val="en-US" w:eastAsia="zh-CN"/>
             <w14:ligatures w14:val="none"/>
           </w:rPr>
-          <w:t xml:space="preserve">’ library size </w:t>
+          <w:t xml:space="preserve"> </w:t>
         </w:r>
       </w:ins>
       <w:r>
@@ -5497,9 +5512,47 @@
         <w:rPr>
           <w:rFonts w:cs="Arial" w:ascii="Arial" w:hAnsi="Arial"/>
         </w:rPr>
-        <w:t xml:space="preserve">The cutoff threshold is determined in the original Nejman et al. </w:t>
-      </w:r>
-      <w:del w:id="8" w:author="Linh Dang" w:date="2026-08-12T16:33:27Z">
+        <w:t xml:space="preserve">The cutoff threshold </w:t>
+      </w:r>
+      <w:ins w:id="8" w:author="Linh Dang" w:date="2026-08-13T01:02:00Z">
+        <w:r>
+          <w:rPr>
+            <w:rFonts w:cs="Arial" w:ascii="Arial" w:hAnsi="Arial"/>
+          </w:rPr>
+          <w:t>wa</w:t>
+        </w:r>
+      </w:ins>
+      <w:del w:id="9" w:author="Linh Dang" w:date="2026-08-13T01:02:00Z">
+        <w:r>
+          <w:rPr>
+            <w:rFonts w:cs="Arial" w:ascii="Arial" w:hAnsi="Arial"/>
+          </w:rPr>
+          <w:delText>i</w:delText>
+        </w:r>
+      </w:del>
+      <w:r>
+        <w:rPr>
+          <w:rFonts w:cs="Arial" w:ascii="Arial" w:hAnsi="Arial"/>
+        </w:rPr>
+        <w:t>s determined</w:t>
+      </w:r>
+      <w:ins w:id="10" w:author="Linh Dang" w:date="2026-08-13T00:35:42Z">
+        <w:r>
+          <w:rPr>
+            <w:rFonts w:cs="Arial" w:ascii="Arial" w:hAnsi="Arial"/>
+          </w:rPr>
+          <w:t xml:space="preserve"> </w:t>
+        </w:r>
+      </w:ins>
+      <w:del w:id="11" w:author="Linh Dang" w:date="2026-08-13T00:45:25Z">
+        <w:r>
+          <w:rPr>
+            <w:rFonts w:cs="Arial" w:ascii="Arial" w:hAnsi="Arial"/>
+          </w:rPr>
+          <w:delText xml:space="preserve"> in the original Nejman et al. </w:delText>
+        </w:r>
+      </w:del>
+      <w:del w:id="12" w:author="Linh Dang" w:date="2026-08-12T16:33:27Z">
         <w:r>
           <w:rPr>
             <w:rFonts w:cs="Arial" w:ascii="Arial" w:hAnsi="Arial"/>
@@ -5507,39 +5560,34 @@
           <w:delText>p</w:delText>
         </w:r>
       </w:del>
-      <w:ins w:id="9" w:author="Linh Dang" w:date="2026-08-12T16:33:33Z">
-        <w:r>
-          <w:rPr>
-            <w:rFonts w:eastAsia="Aptos" w:cs="Arial" w:ascii="Arial" w:hAnsi="Arial"/>
-            <w:kern w:val="0"/>
-            <w:sz w:val="24"/>
-            <w:szCs w:val="24"/>
-            <w:lang w:val="en-US" w:eastAsia="zh-CN"/>
-            <w14:ligatures w14:val="none"/>
-          </w:rPr>
-          <w:t>p</w:t>
-        </w:r>
-      </w:ins>
-      <w:r>
-        <w:rPr>
-          <w:rFonts w:cs="Arial" w:ascii="Arial" w:hAnsi="Arial"/>
-        </w:rPr>
-        <w:t>ublication.</w:t>
-      </w:r>
-      <w:ins w:id="10" w:author="Linh Dang" w:date="2026-08-12T16:34:06Z">
+      <w:del w:id="13" w:author="Linh Dang" w:date="2026-08-13T00:45:25Z">
         <w:r>
           <w:rPr>
             <w:rFonts w:cs="Arial" w:ascii="Arial" w:hAnsi="Arial"/>
           </w:rPr>
-          <w:t xml:space="preserve"> </w:t>
+          <w:delText>ublication</w:delText>
         </w:r>
-      </w:ins>
-      <w:ins w:id="11" w:author="Linh Dang" w:date="2026-08-12T16:34:06Z">
+      </w:del>
+      <w:del w:id="14" w:author="Linh Dang" w:date="2026-08-13T00:36:23Z">
         <w:r>
           <w:rPr>
             <w:rFonts w:cs="Arial" w:ascii="Arial" w:hAnsi="Arial"/>
           </w:rPr>
-          <w:t xml:space="preserve">In our study, </w:t>
+          <w:delText>.</w:delText>
+        </w:r>
+      </w:del>
+      <w:ins w:id="15" w:author="Linh Dang" w:date="2026-08-13T01:02:12Z">
+        <w:r>
+          <w:rPr>
+            <w:rFonts w:eastAsia="Aptos" w:cs="Arial" w:ascii="Arial" w:hAnsi="Arial"/>
+            <w:color w:val="auto"/>
+            <w:kern w:val="0"/>
+            <w:sz w:val="24"/>
+            <w:szCs w:val="24"/>
+            <w:lang w:val="en-US" w:eastAsia="zh-CN" w:bidi="ar-SA"/>
+            <w14:ligatures w14:val="none"/>
+          </w:rPr>
+          <w:t>based on the relationship between the prevalence cutoff in NCT samples and the proportion of taxa removed from true samples. The selected threshold was required to minimize the removal of taxa from true samples while effectively filtering prevalent contaminants (Fig. S5).</w:t>
         </w:r>
       </w:ins>
       <w:r>
@@ -5574,35 +5622,57 @@
           <w:rFonts w:ascii="Arial" w:hAnsi="Arial" w:cs="Arial"/>
         </w:rPr>
       </w:pPr>
-      <w:bookmarkStart w:id="8" w:name="composite-score"/>
-      <w:bookmarkStart w:id="9" w:name="materials-and-methods"/>
-      <w:r>
-        <w:rPr>
-          <w:rFonts w:cs="Arial" w:ascii="Arial" w:hAnsi="Arial"/>
-        </w:rPr>
-        <w:t xml:space="preserve">The composite score was calculated from the bacterial profile before or after decontamination and the lab-specific contamination background (CB) assessed before longitudinally. This score comprised two parts: Yield and purity. Yield is defined as the number of putative true taxa which do not overlap with the CB over the numbers of the total observed taxa. Purity is defined as the fraction between the same </w:t>
-      </w:r>
-      <w:commentRangeStart w:id="3"/>
-      <w:r>
-        <w:rPr>
-          <w:rFonts w:cs="Arial" w:ascii="Arial" w:hAnsi="Arial"/>
-        </w:rPr>
-        <w:t>nominator</w:t>
-      </w:r>
-      <w:r>
-        <w:rPr>
-          <w:rFonts w:cs="Arial" w:ascii="Arial" w:hAnsi="Arial"/>
-        </w:rPr>
-      </w:r>
-      <w:commentRangeEnd w:id="3"/>
-      <w:r>
-        <w:commentReference w:id="3"/>
-      </w:r>
-      <w:r>
-        <w:rPr>
-          <w:rFonts w:cs="Arial" w:ascii="Arial" w:hAnsi="Arial"/>
-        </w:rPr>
-        <w:t xml:space="preserve"> over the number of putative true taxa from a certain decontamination method. The technical details of the calculation can be found in the Supplementary Methods</w:t>
+      <w:bookmarkStart w:id="8" w:name="materials-and-methods"/>
+      <w:bookmarkStart w:id="9" w:name="composite-score"/>
+      <w:r>
+        <w:rPr>
+          <w:rFonts w:cs="Arial" w:ascii="Arial" w:hAnsi="Arial"/>
+        </w:rPr>
+        <w:t xml:space="preserve">The composite score was calculated from the bacterial profile before or after decontamination and the lab-specific contamination background (CB) assessed before longitudinally. This score comprised two parts: Yield and purity. Yield is defined as the number of putative true taxa which do not overlap with the CB over the numbers of the total observed taxa. Purity is defined as the fraction between the </w:t>
+      </w:r>
+      <w:del w:id="16" w:author="Linh Dang" w:date="2026-08-13T01:08:30Z">
+        <w:r>
+          <w:rPr>
+            <w:rFonts w:cs="Arial" w:ascii="Arial" w:hAnsi="Arial"/>
+          </w:rPr>
+          <w:delText xml:space="preserve">same </w:delText>
+        </w:r>
+      </w:del>
+      <w:del w:id="17" w:author="Linh Dang" w:date="2026-08-13T01:03:59Z">
+        <w:r>
+          <w:rPr>
+            <w:rFonts w:cs="Arial" w:ascii="Arial" w:hAnsi="Arial"/>
+          </w:rPr>
+          <w:delText>nominator</w:delText>
+        </w:r>
+      </w:del>
+      <w:del w:id="18" w:author="Linh Dang" w:date="2026-08-13T01:03:59Z">
+        <w:r>
+          <w:rPr>
+            <w:rFonts w:cs="Arial" w:ascii="Arial" w:hAnsi="Arial"/>
+          </w:rPr>
+          <w:commentReference w:id="3"/>
+        </w:r>
+      </w:del>
+      <w:r>
+        <w:rPr>
+          <w:rFonts w:cs="Arial" w:ascii="Arial" w:hAnsi="Arial"/>
+        </w:rPr>
+        <w:t xml:space="preserve"> </w:t>
+      </w:r>
+      <w:ins w:id="19" w:author="Linh Dang" w:date="2026-08-13T01:09:24Z">
+        <w:r>
+          <w:rPr>
+            <w:rFonts w:cs="Arial" w:ascii="Arial" w:hAnsi="Arial"/>
+          </w:rPr>
+          <w:t xml:space="preserve">the number of putative true taxa which do not overlap with the CB </w:t>
+        </w:r>
+      </w:ins>
+      <w:r>
+        <w:rPr>
+          <w:rFonts w:cs="Arial" w:ascii="Arial" w:hAnsi="Arial"/>
+        </w:rPr>
+        <w:t>over the number of putative true taxa from a certain decontamination method. The technical details of the calculation can be found in the Supplementary Method</w:t>
       </w:r>
       <w:bookmarkEnd w:id="8"/>
       <w:bookmarkEnd w:id="9"/>
@@ -5610,7 +5680,7 @@
         <w:rPr>
           <w:rFonts w:cs="Arial" w:ascii="Arial" w:hAnsi="Arial"/>
         </w:rPr>
-        <w:t>.</w:t>
+        <w:t>s.</w:t>
       </w:r>
     </w:p>
     <w:p>
@@ -6428,6 +6498,30 @@
         <w:rPr/>
         <w:fldChar w:fldCharType="end"/>
       </w:r>
+      <w:bookmarkEnd w:id="12"/>
+      <w:bookmarkEnd w:id="13"/>
+      <w:bookmarkEnd w:id="14"/>
+      <w:bookmarkEnd w:id="15"/>
+      <w:bookmarkEnd w:id="16"/>
+      <w:bookmarkEnd w:id="17"/>
+      <w:bookmarkEnd w:id="18"/>
+      <w:bookmarkEnd w:id="19"/>
+      <w:bookmarkEnd w:id="20"/>
+      <w:bookmarkEnd w:id="21"/>
+      <w:bookmarkEnd w:id="22"/>
+      <w:bookmarkEnd w:id="23"/>
+      <w:bookmarkEnd w:id="24"/>
+      <w:bookmarkEnd w:id="25"/>
+      <w:bookmarkEnd w:id="26"/>
+      <w:bookmarkEnd w:id="27"/>
+      <w:bookmarkEnd w:id="28"/>
+      <w:bookmarkEnd w:id="29"/>
+      <w:bookmarkEnd w:id="30"/>
+      <w:bookmarkEnd w:id="31"/>
+      <w:bookmarkEnd w:id="32"/>
+      <w:bookmarkEnd w:id="33"/>
+      <w:bookmarkEnd w:id="34"/>
+      <w:bookmarkEnd w:id="35"/>
       <w:sdt>
         <w:sdtPr>
           <w:placeholder>
@@ -6441,30 +6535,6 @@
           <w:r>
             <w:rPr/>
           </w:r>
-          <w:bookmarkEnd w:id="12"/>
-          <w:bookmarkEnd w:id="13"/>
-          <w:bookmarkEnd w:id="14"/>
-          <w:bookmarkEnd w:id="15"/>
-          <w:bookmarkEnd w:id="16"/>
-          <w:bookmarkEnd w:id="17"/>
-          <w:bookmarkEnd w:id="18"/>
-          <w:bookmarkEnd w:id="19"/>
-          <w:bookmarkEnd w:id="20"/>
-          <w:bookmarkEnd w:id="21"/>
-          <w:bookmarkEnd w:id="22"/>
-          <w:bookmarkEnd w:id="23"/>
-          <w:bookmarkEnd w:id="24"/>
-          <w:bookmarkEnd w:id="25"/>
-          <w:bookmarkEnd w:id="26"/>
-          <w:bookmarkEnd w:id="27"/>
-          <w:bookmarkEnd w:id="28"/>
-          <w:bookmarkEnd w:id="29"/>
-          <w:bookmarkEnd w:id="30"/>
-          <w:bookmarkEnd w:id="31"/>
-          <w:bookmarkEnd w:id="32"/>
-          <w:bookmarkEnd w:id="33"/>
-          <w:bookmarkEnd w:id="34"/>
-          <w:bookmarkEnd w:id="35"/>
           <w:r>
             <w:rPr/>
           </w:r>
@@ -7103,8 +7173,8 @@
   <w:comment w:id="0" w:author="Linh Dang" w:date="2026-07-31T16:23:00Z" w:initials="LD">
     <w:p>
       <w:pPr>
-        <w:overflowPunct w:val="true"/>
-        <w:spacing w:before="180" w:after="0"/>
+        <w:overflowPunct w:val="false"/>
+        <w:spacing w:before="318" w:after="0"/>
         <w:rPr/>
       </w:pPr>
       <w:r>
@@ -7119,7 +7189,7 @@
   <w:comment w:id="1" w:author="Christoph Ammer-Herrmenau" w:date="2026-04-25T22:24:00Z" w:initials="CA">
     <w:p>
       <w:pPr>
-        <w:overflowPunct w:val="false"/>
+        <w:overflowPunct w:val="true"/>
         <w:spacing w:before="0" w:after="0"/>
         <w:rPr/>
       </w:pPr>
@@ -7135,7 +7205,7 @@
   <w:comment w:id="2" w:author="Christoph Ammer-Herrmenau" w:date="2026-04-25T22:33:00Z" w:initials="CA">
     <w:p>
       <w:pPr>
-        <w:overflowPunct w:val="false"/>
+        <w:overflowPunct w:val="true"/>
         <w:spacing w:before="0" w:after="0"/>
         <w:rPr/>
       </w:pPr>
@@ -7183,7 +7253,7 @@
   <w:comment w:id="3" w:author="Jacob Hamm" w:date="2026-08-06T10:38:00Z" w:initials="JH">
     <w:p>
       <w:pPr>
-        <w:overflowPunct w:val="false"/>
+        <w:overflowPunct w:val="true"/>
         <w:spacing w:before="0" w:after="0"/>
         <w:rPr/>
       </w:pPr>
@@ -8752,6 +8822,7 @@
     <w:rsid w:val="00fe2916"/>
     <w:pPr>
       <w:widowControl/>
+      <w:suppressAutoHyphens w:val="true"/>
       <w:bidi w:val="0"/>
       <w:spacing w:lineRule="auto" w:line="240" w:before="0" w:after="0"/>
       <w:jc w:val="left"/>

--- a/Manuscript/Manuscript_V14.docx
+++ b/Manuscript/Manuscript_V14.docx
@@ -640,9 +640,14 @@
                         </a:xfrm>
                         <a:custGeom>
                           <a:avLst/>
-                          <a:gdLst/>
+                          <a:gdLst>
+                            <a:gd name="textAreaLeft" fmla="*/ 0 w 3369600"/>
+                            <a:gd name="textAreaRight" fmla="*/ 3369960 w 3369600"/>
+                            <a:gd name="textAreaTop" fmla="*/ 0 h 10800"/>
+                            <a:gd name="textAreaBottom" fmla="*/ 11160 h 10800"/>
+                          </a:gdLst>
                           <a:ahLst/>
-                          <a:rect l="l" t="t" r="r" b="b"/>
+                          <a:rect l="textAreaLeft" t="textAreaTop" r="textAreaRight" b="textAreaBottom"/>
                           <a:pathLst>
                             <a:path w="0" h="0">
                               <a:moveTo>
@@ -2569,22 +2574,20 @@
           <w:rFonts w:ascii="Arial" w:hAnsi="Arial" w:cs="Arial"/>
         </w:rPr>
       </w:pPr>
-      <w:commentRangeStart w:id="0"/>
       <w:r>
         <w:rPr>
           <w:rFonts w:cs="Arial" w:ascii="Arial" w:hAnsi="Arial"/>
         </w:rPr>
         <w:t>For FFPE samples, we compared the original ND profiles and those generated after four decontamination strategies (restrictive filtering, decontam, SCRuB, and Nj) against the bacterial profiles derived from corresponding FF replicates</w:t>
       </w:r>
-      <w:r>
-        <w:rPr>
-          <w:rFonts w:cs="Arial" w:ascii="Arial" w:hAnsi="Arial"/>
-        </w:rPr>
-      </w:r>
-      <w:commentRangeEnd w:id="0"/>
-      <w:r>
-        <w:commentReference w:id="0"/>
-      </w:r>
+      <w:del w:id="0" w:author="Linh Dang" w:date="2026-08-19T18:27:48Z">
+        <w:r>
+          <w:rPr>
+            <w:rFonts w:cs="Arial" w:ascii="Arial" w:hAnsi="Arial"/>
+          </w:rPr>
+          <w:commentReference w:id="0"/>
+        </w:r>
+      </w:del>
       <w:r>
         <w:rPr>
           <w:rFonts w:cs="Arial" w:ascii="Arial" w:hAnsi="Arial"/>
@@ -4516,29 +4519,7 @@
         <w:rPr>
           <w:rFonts w:cs="Arial" w:ascii="Arial" w:hAnsi="Arial"/>
         </w:rPr>
-        <w:t>contamination. Both NCT and tumor samples were sequenced via whole 16S rRNA gene. Dorado (version 0.9) was used as a base-caller</w:t>
-      </w:r>
-      <w:ins w:id="0" w:author="Linh Dang" w:date="2026-08-12T15:53:21Z">
-        <w:r>
-          <w:rPr>
-            <w:rFonts w:cs="Arial" w:ascii="Arial" w:hAnsi="Arial"/>
-          </w:rPr>
-          <w:t xml:space="preserve"> </w:t>
-        </w:r>
-      </w:ins>
-      <w:ins w:id="1" w:author="Linh Dang" w:date="2026-08-12T15:53:21Z">
-        <w:r>
-          <w:rPr>
-            <w:rFonts w:cs="Arial" w:ascii="Arial" w:hAnsi="Arial"/>
-          </w:rPr>
-          <w:t>with q-score cutoff threshold at 9</w:t>
-        </w:r>
-      </w:ins>
-      <w:r>
-        <w:rPr>
-          <w:rFonts w:cs="Arial" w:ascii="Arial" w:hAnsi="Arial"/>
-        </w:rPr>
-        <w:t xml:space="preserve">, and MetaPONT </w:t>
+        <w:t xml:space="preserve">contamination. Both NCT and tumor samples were sequenced via whole 16S rRNA gene. Dorado (version 0.9) was used as a base-caller with q-score cutoff threshold at 9, and MetaPONT </w:t>
       </w:r>
       <w:sdt>
         <w:sdtPr>
@@ -4624,32 +4605,16 @@
         <w:rPr>
           <w:rFonts w:cs="Arial" w:ascii="Arial" w:hAnsi="Arial"/>
         </w:rPr>
-        <w:t>genome of 13550 bacterial taxa, latest updat</w:t>
+        <w:t>genome of 13550 bacterial taxa, latest upda</w:t>
       </w:r>
       <w:bookmarkEnd w:id="4"/>
       <w:r>
         <w:rPr>
           <w:rFonts w:cs="Arial" w:ascii="Arial" w:hAnsi="Arial"/>
         </w:rPr>
-        <w:t>ed in December 2024.</w:t>
-      </w:r>
-      <w:ins w:id="2" w:author="Linh Dang" w:date="2026-08-12T16:04:33Z">
-        <w:r>
-          <w:rPr>
-            <w:rFonts w:cs="Arial" w:ascii="Arial" w:hAnsi="Arial"/>
-          </w:rPr>
-          <w:t xml:space="preserve"> </w:t>
-        </w:r>
-      </w:ins>
-      <w:ins w:id="3" w:author="Linh Dang" w:date="2026-08-12T16:04:33Z">
-        <w:r>
-          <w:rPr>
-            <w:rFonts w:cs="Arial" w:ascii="Arial" w:hAnsi="Arial"/>
-          </w:rPr>
-          <w:t>Notably, the alignment score and coverage thresholds in MetaPONT were set to 1250 and 70% for tumor samples, and 1000 and 50% for NCT samples, respectively. We used more relaxed cutoff values for NCT samples because they contained a lower amount of bacterial DNA compared with the tumor samples.</w:t>
-        </w:r>
-      </w:ins>
-      <w:del w:id="4" w:author="Linh Dang" w:date="2026-08-12T15:54:06Z">
+        <w:t>ted in December 2024. Notably, the alignment score and coverage thresholds in MetaPONT were set to 1250 and 70% for tumor samples, and 1000 and 50% for NCT samples, respectively. We used more relaxed cutoff values for NCT samples because they contained a lower amount of bacterial DNA compared with the tumor samples.</w:t>
+      </w:r>
+      <w:del w:id="1" w:author="Linh Dang" w:date="2026-08-12T15:54:06Z">
         <w:r>
           <w:rPr>
             <w:rFonts w:cs="Arial" w:ascii="Arial" w:hAnsi="Arial"/>
@@ -5212,7 +5177,7 @@
         </w:rPr>
         <w:t xml:space="preserve">We applied rarefaction </w:t>
       </w:r>
-      <w:ins w:id="5" w:author="Linh Dang" w:date="2026-08-12T16:15:13Z">
+      <w:ins w:id="2" w:author="Linh Dang" w:date="2026-08-12T16:15:13Z">
         <w:r>
           <w:rPr>
             <w:rFonts w:cs="Arial" w:ascii="Arial" w:hAnsi="Arial"/>
@@ -5220,7 +5185,7 @@
           <w:t>with even samples</w:t>
         </w:r>
       </w:ins>
-      <w:ins w:id="6" w:author="Linh Dang" w:date="2026-08-12T16:15:13Z">
+      <w:ins w:id="3" w:author="Linh Dang" w:date="2026-08-12T16:15:13Z">
         <w:r>
           <w:rPr>
             <w:rFonts w:eastAsia="Aptos" w:cs="Arial" w:ascii="Arial" w:hAnsi="Arial"/>
@@ -5246,7 +5211,7 @@
         </w:rPr>
         <w:t xml:space="preserve"> for normalization.</w:t>
       </w:r>
-      <w:ins w:id="7" w:author="Linh Dang" w:date="2026-08-12T16:27:58Z">
+      <w:ins w:id="4" w:author="Linh Dang" w:date="2026-08-12T16:27:58Z">
         <w:r>
           <w:rPr>
             <w:rFonts w:cs="Arial" w:ascii="Arial" w:hAnsi="Arial"/>
@@ -5499,7 +5464,7 @@
         </w:rPr>
         <w:t xml:space="preserve">The cutoff threshold is determined in the original Nejman et al. </w:t>
       </w:r>
-      <w:del w:id="8" w:author="Linh Dang" w:date="2026-08-12T16:33:27Z">
+      <w:del w:id="5" w:author="Linh Dang" w:date="2026-08-12T16:33:27Z">
         <w:r>
           <w:rPr>
             <w:rFonts w:cs="Arial" w:ascii="Arial" w:hAnsi="Arial"/>
@@ -5507,7 +5472,7 @@
           <w:delText>p</w:delText>
         </w:r>
       </w:del>
-      <w:ins w:id="9" w:author="Linh Dang" w:date="2026-08-12T16:33:33Z">
+      <w:ins w:id="6" w:author="Linh Dang" w:date="2026-08-12T16:33:33Z">
         <w:r>
           <w:rPr>
             <w:rFonts w:eastAsia="Aptos" w:cs="Arial" w:ascii="Arial" w:hAnsi="Arial"/>
@@ -5526,20 +5491,12 @@
         </w:rPr>
         <w:t>ublication.</w:t>
       </w:r>
-      <w:ins w:id="10" w:author="Linh Dang" w:date="2026-08-12T16:34:06Z">
+      <w:ins w:id="7" w:author="Linh Dang" w:date="2026-08-12T16:34:06Z">
         <w:r>
           <w:rPr>
             <w:rFonts w:cs="Arial" w:ascii="Arial" w:hAnsi="Arial"/>
           </w:rPr>
-          <w:t xml:space="preserve"> </w:t>
-        </w:r>
-      </w:ins>
-      <w:ins w:id="11" w:author="Linh Dang" w:date="2026-08-12T16:34:06Z">
-        <w:r>
-          <w:rPr>
-            <w:rFonts w:cs="Arial" w:ascii="Arial" w:hAnsi="Arial"/>
-          </w:rPr>
-          <w:t xml:space="preserve">In our study, </w:t>
+          <w:t xml:space="preserve"> In our study, </w:t>
         </w:r>
       </w:ins>
       <w:r>
@@ -5574,8 +5531,8 @@
           <w:rFonts w:ascii="Arial" w:hAnsi="Arial" w:cs="Arial"/>
         </w:rPr>
       </w:pPr>
-      <w:bookmarkStart w:id="8" w:name="composite-score"/>
-      <w:bookmarkStart w:id="9" w:name="materials-and-methods"/>
+      <w:bookmarkStart w:id="8" w:name="materials-and-methods"/>
+      <w:bookmarkStart w:id="9" w:name="composite-score"/>
       <w:r>
         <w:rPr>
           <w:rFonts w:cs="Arial" w:ascii="Arial" w:hAnsi="Arial"/>
@@ -5602,7 +5559,7 @@
         <w:rPr>
           <w:rFonts w:cs="Arial" w:ascii="Arial" w:hAnsi="Arial"/>
         </w:rPr>
-        <w:t xml:space="preserve"> over the number of putative true taxa from a certain decontamination method. The technical details of the calculation can be found in the Supplementary Methods</w:t>
+        <w:t xml:space="preserve"> over the number of putative true taxa from a certain decontamination method. The technical details of the calculation can be found in the Supplementary Method</w:t>
       </w:r>
       <w:bookmarkEnd w:id="8"/>
       <w:bookmarkEnd w:id="9"/>
@@ -5610,7 +5567,7 @@
         <w:rPr>
           <w:rFonts w:cs="Arial" w:ascii="Arial" w:hAnsi="Arial"/>
         </w:rPr>
-        <w:t>.</w:t>
+        <w:t>s.</w:t>
       </w:r>
     </w:p>
     <w:p>
@@ -6428,6 +6385,30 @@
         <w:rPr/>
         <w:fldChar w:fldCharType="end"/>
       </w:r>
+      <w:bookmarkEnd w:id="12"/>
+      <w:bookmarkEnd w:id="13"/>
+      <w:bookmarkEnd w:id="14"/>
+      <w:bookmarkEnd w:id="15"/>
+      <w:bookmarkEnd w:id="16"/>
+      <w:bookmarkEnd w:id="17"/>
+      <w:bookmarkEnd w:id="18"/>
+      <w:bookmarkEnd w:id="19"/>
+      <w:bookmarkEnd w:id="20"/>
+      <w:bookmarkEnd w:id="21"/>
+      <w:bookmarkEnd w:id="22"/>
+      <w:bookmarkEnd w:id="23"/>
+      <w:bookmarkEnd w:id="24"/>
+      <w:bookmarkEnd w:id="25"/>
+      <w:bookmarkEnd w:id="26"/>
+      <w:bookmarkEnd w:id="27"/>
+      <w:bookmarkEnd w:id="28"/>
+      <w:bookmarkEnd w:id="29"/>
+      <w:bookmarkEnd w:id="30"/>
+      <w:bookmarkEnd w:id="31"/>
+      <w:bookmarkEnd w:id="32"/>
+      <w:bookmarkEnd w:id="33"/>
+      <w:bookmarkEnd w:id="34"/>
+      <w:bookmarkEnd w:id="35"/>
       <w:sdt>
         <w:sdtPr>
           <w:placeholder>
@@ -6441,30 +6422,6 @@
           <w:r>
             <w:rPr/>
           </w:r>
-          <w:bookmarkEnd w:id="12"/>
-          <w:bookmarkEnd w:id="13"/>
-          <w:bookmarkEnd w:id="14"/>
-          <w:bookmarkEnd w:id="15"/>
-          <w:bookmarkEnd w:id="16"/>
-          <w:bookmarkEnd w:id="17"/>
-          <w:bookmarkEnd w:id="18"/>
-          <w:bookmarkEnd w:id="19"/>
-          <w:bookmarkEnd w:id="20"/>
-          <w:bookmarkEnd w:id="21"/>
-          <w:bookmarkEnd w:id="22"/>
-          <w:bookmarkEnd w:id="23"/>
-          <w:bookmarkEnd w:id="24"/>
-          <w:bookmarkEnd w:id="25"/>
-          <w:bookmarkEnd w:id="26"/>
-          <w:bookmarkEnd w:id="27"/>
-          <w:bookmarkEnd w:id="28"/>
-          <w:bookmarkEnd w:id="29"/>
-          <w:bookmarkEnd w:id="30"/>
-          <w:bookmarkEnd w:id="31"/>
-          <w:bookmarkEnd w:id="32"/>
-          <w:bookmarkEnd w:id="33"/>
-          <w:bookmarkEnd w:id="34"/>
-          <w:bookmarkEnd w:id="35"/>
           <w:r>
             <w:rPr/>
           </w:r>
@@ -7103,8 +7060,8 @@
   <w:comment w:id="0" w:author="Linh Dang" w:date="2026-07-31T16:23:00Z" w:initials="LD">
     <w:p>
       <w:pPr>
-        <w:overflowPunct w:val="true"/>
-        <w:spacing w:before="180" w:after="0"/>
+        <w:overflowPunct w:val="false"/>
+        <w:spacing w:before="318" w:after="0"/>
         <w:rPr/>
       </w:pPr>
       <w:r>
@@ -7119,7 +7076,7 @@
   <w:comment w:id="1" w:author="Christoph Ammer-Herrmenau" w:date="2026-04-25T22:24:00Z" w:initials="CA">
     <w:p>
       <w:pPr>
-        <w:overflowPunct w:val="false"/>
+        <w:overflowPunct w:val="true"/>
         <w:spacing w:before="0" w:after="0"/>
         <w:rPr/>
       </w:pPr>
@@ -7135,7 +7092,7 @@
   <w:comment w:id="2" w:author="Christoph Ammer-Herrmenau" w:date="2026-04-25T22:33:00Z" w:initials="CA">
     <w:p>
       <w:pPr>
-        <w:overflowPunct w:val="false"/>
+        <w:overflowPunct w:val="true"/>
         <w:spacing w:before="0" w:after="0"/>
         <w:rPr/>
       </w:pPr>
@@ -7183,7 +7140,7 @@
   <w:comment w:id="3" w:author="Jacob Hamm" w:date="2026-08-06T10:38:00Z" w:initials="JH">
     <w:p>
       <w:pPr>
-        <w:overflowPunct w:val="false"/>
+        <w:overflowPunct w:val="true"/>
         <w:spacing w:before="0" w:after="0"/>
         <w:rPr/>
       </w:pPr>
@@ -8752,6 +8709,7 @@
     <w:rsid w:val="00fe2916"/>
     <w:pPr>
       <w:widowControl/>
+      <w:suppressAutoHyphens w:val="true"/>
       <w:bidi w:val="0"/>
       <w:spacing w:lineRule="auto" w:line="240" w:before="0" w:after="0"/>
       <w:jc w:val="left"/>
